--- a/internal_doc/05.测试设计/story/mysql连接器/mysql-test自动化用例规范及使用指导.docx
+++ b/internal_doc/05.测试设计/story/mysql连接器/mysql-test自动化用例规范及使用指导.docx
@@ -588,6 +588,11 @@
       </w:r>
     </w:p>
     <w:p>
+      <w:pPr>
+        <w:rPr>
+          <w:rFonts w:hint="eastAsia"/>
+        </w:rPr>
+      </w:pPr>
       <w:r>
         <w:rPr>
           <w:rFonts w:hint="eastAsia"/>
@@ -611,6 +616,292 @@
           <w:rFonts w:hint="eastAsia"/>
         </w:rPr>
         <w:t>单号及标题</w:t>
+      </w:r>
+    </w:p>
+    <w:p>
+      <w:pPr>
+        <w:rPr>
+          <w:rFonts w:hint="eastAsia"/>
+        </w:rPr>
+      </w:pPr>
+      <w:r>
+        <w:rPr>
+          <w:rFonts w:hint="eastAsia"/>
+        </w:rPr>
+        <w:t>8.testlink</w:t>
+      </w:r>
+      <w:r>
+        <w:rPr>
+          <w:rFonts w:hint="eastAsia"/>
+        </w:rPr>
+        <w:t>上的测试用例如在</w:t>
+      </w:r>
+      <w:r>
+        <w:rPr>
+          <w:rFonts w:hint="eastAsia"/>
+        </w:rPr>
+        <w:t>mysql-test</w:t>
+      </w:r>
+      <w:r>
+        <w:rPr>
+          <w:rFonts w:hint="eastAsia"/>
+        </w:rPr>
+        <w:t>已对接的自动化用例中未实现，需补充测试步骤，视如下情况补充：</w:t>
+      </w:r>
+    </w:p>
+    <w:p>
+      <w:pPr>
+        <w:rPr>
+          <w:rFonts w:hint="eastAsia"/>
+        </w:rPr>
+      </w:pPr>
+      <w:r>
+        <w:rPr>
+          <w:rFonts w:hint="eastAsia"/>
+        </w:rPr>
+        <w:tab/>
+        <w:t>a.</w:t>
+      </w:r>
+      <w:r>
+        <w:rPr>
+          <w:rFonts w:hint="eastAsia"/>
+        </w:rPr>
+        <w:t>如已有用例有对应</w:t>
+      </w:r>
+      <w:r>
+        <w:rPr>
+          <w:rFonts w:hint="eastAsia"/>
+        </w:rPr>
+        <w:t>测试</w:t>
+      </w:r>
+      <w:r>
+        <w:rPr>
+          <w:rFonts w:hint="eastAsia"/>
+        </w:rPr>
+        <w:t>项，只是无该</w:t>
+      </w:r>
+      <w:r>
+        <w:rPr>
+          <w:rFonts w:hint="eastAsia"/>
+        </w:rPr>
+        <w:t>测试点</w:t>
+      </w:r>
+      <w:r>
+        <w:rPr>
+          <w:rFonts w:hint="eastAsia"/>
+        </w:rPr>
+        <w:t>，可在已有自动化用例中补充，补充原则：在测试脚本文件中末尾添加，按照如下风格添加：</w:t>
+      </w:r>
+    </w:p>
+    <w:p>
+      <w:pPr>
+        <w:rPr>
+          <w:rFonts w:hint="eastAsia"/>
+        </w:rPr>
+      </w:pPr>
+      <w:r>
+        <w:rPr>
+          <w:rFonts w:hint="eastAsia"/>
+        </w:rPr>
+        <w:t>#</w:t>
+      </w:r>
+    </w:p>
+    <w:p>
+      <w:pPr>
+        <w:rPr>
+          <w:rFonts w:hint="eastAsia"/>
+        </w:rPr>
+      </w:pPr>
+      <w:r>
+        <w:rPr>
+          <w:rFonts w:hint="eastAsia"/>
+        </w:rPr>
+        <w:t xml:space="preserve">#(Case #15395) </w:t>
+      </w:r>
+      <w:r>
+        <w:rPr>
+          <w:rFonts w:hint="eastAsia"/>
+        </w:rPr>
+        <w:t>测试步骤描述</w:t>
+      </w:r>
+    </w:p>
+    <w:p>
+      <w:pPr>
+        <w:rPr>
+          <w:rFonts w:hint="eastAsia"/>
+        </w:rPr>
+      </w:pPr>
+      <w:r>
+        <w:rPr>
+          <w:rFonts w:hint="eastAsia"/>
+        </w:rPr>
+        <w:t>#</w:t>
+      </w:r>
+    </w:p>
+    <w:p>
+      <w:pPr>
+        <w:rPr>
+          <w:rFonts w:hint="eastAsia"/>
+        </w:rPr>
+      </w:pPr>
+      <w:r>
+        <w:rPr>
+          <w:rFonts w:hint="eastAsia"/>
+        </w:rPr>
+        <w:t>测试代码</w:t>
+      </w:r>
+    </w:p>
+    <w:p>
+      <w:pPr>
+        <w:rPr>
+          <w:rFonts w:hint="eastAsia"/>
+        </w:rPr>
+      </w:pPr>
+    </w:p>
+    <w:p>
+      <w:pPr>
+        <w:rPr>
+          <w:rFonts w:hint="eastAsia"/>
+        </w:rPr>
+      </w:pPr>
+      <w:r>
+        <w:rPr>
+          <w:rFonts w:hint="eastAsia"/>
+        </w:rPr>
+        <w:t>#</w:t>
+      </w:r>
+    </w:p>
+    <w:p>
+      <w:pPr>
+        <w:rPr>
+          <w:rFonts w:hint="eastAsia"/>
+        </w:rPr>
+      </w:pPr>
+      <w:r>
+        <w:rPr>
+          <w:rFonts w:hint="eastAsia"/>
+        </w:rPr>
+        <w:lastRenderedPageBreak/>
+        <w:t>#end of (Case #15395)</w:t>
+      </w:r>
+    </w:p>
+    <w:p>
+      <w:pPr>
+        <w:rPr>
+          <w:rFonts w:hint="eastAsia"/>
+        </w:rPr>
+      </w:pPr>
+      <w:r>
+        <w:rPr>
+          <w:rFonts w:hint="eastAsia"/>
+        </w:rPr>
+        <w:t>#</w:t>
+      </w:r>
+    </w:p>
+    <w:p>
+      <w:pPr>
+        <w:rPr>
+          <w:rFonts w:hint="eastAsia"/>
+        </w:rPr>
+      </w:pPr>
+      <w:r>
+        <w:rPr>
+          <w:rFonts w:hint="eastAsia"/>
+        </w:rPr>
+        <w:tab/>
+        <w:t>b</w:t>
+      </w:r>
+      <w:r>
+        <w:rPr>
+          <w:rFonts w:hint="eastAsia"/>
+        </w:rPr>
+        <w:t>、</w:t>
+      </w:r>
+      <w:r>
+        <w:rPr>
+          <w:rFonts w:hint="eastAsia"/>
+        </w:rPr>
+        <w:t>如已有用例无该测试项，则需新建</w:t>
+      </w:r>
+      <w:r>
+        <w:rPr>
+          <w:rFonts w:hint="eastAsia"/>
+        </w:rPr>
+        <w:t>test</w:t>
+      </w:r>
+      <w:r>
+        <w:rPr>
+          <w:rFonts w:hint="eastAsia"/>
+        </w:rPr>
+        <w:t>文件，按照用例风格书写</w:t>
+      </w:r>
+    </w:p>
+    <w:p>
+      <w:r>
+        <w:rPr>
+          <w:rFonts w:hint="eastAsia"/>
+        </w:rPr>
+        <w:t>9.</w:t>
+      </w:r>
+      <w:r>
+        <w:rPr>
+          <w:rFonts w:hint="eastAsia"/>
+        </w:rPr>
+        <w:t>已有用例的</w:t>
+      </w:r>
+      <w:r>
+        <w:rPr>
+          <w:rFonts w:hint="eastAsia"/>
+        </w:rPr>
+        <w:t>bug</w:t>
+      </w:r>
+      <w:r>
+        <w:rPr>
+          <w:rFonts w:hint="eastAsia"/>
+        </w:rPr>
+        <w:t>单号添加，沿用</w:t>
+      </w:r>
+      <w:r>
+        <w:rPr>
+          <w:rFonts w:hint="eastAsia"/>
+        </w:rPr>
+        <w:t>mysql-test</w:t>
+      </w:r>
+      <w:r>
+        <w:rPr>
+          <w:rFonts w:hint="eastAsia"/>
+        </w:rPr>
+        <w:t>之前的风格，统一先添加</w:t>
+      </w:r>
+      <w:r>
+        <w:rPr>
+          <w:rFonts w:hint="eastAsia"/>
+        </w:rPr>
+        <w:t>bug</w:t>
+      </w:r>
+      <w:r>
+        <w:rPr>
+          <w:rFonts w:hint="eastAsia"/>
+        </w:rPr>
+        <w:t>单号，再添加注释</w:t>
+      </w:r>
+      <w:r>
+        <w:rPr>
+          <w:rFonts w:hint="eastAsia"/>
+        </w:rPr>
+        <w:t>(</w:t>
+      </w:r>
+      <w:r>
+        <w:rPr>
+          <w:rFonts w:hint="eastAsia"/>
+        </w:rPr>
+        <w:t>可添加可不添加</w:t>
+      </w:r>
+      <w:r>
+        <w:rPr>
+          <w:rFonts w:hint="eastAsia"/>
+        </w:rPr>
+        <w:t>)</w:t>
       </w:r>
     </w:p>
     <w:sectPr>
@@ -882,6 +1173,33 @@
       <w:kern w:val="44"/>
       <w:sz w:val="44"/>
       <w:szCs w:val="44"/>
+    </w:rPr>
+  </w:style>
+  <w:style w:type="paragraph" w:styleId="DocumentMap">
+    <w:name w:val="Document Map"/>
+    <w:basedOn w:val="Normal"/>
+    <w:link w:val="DocumentMapChar"/>
+    <w:uiPriority w:val="99"/>
+    <w:semiHidden/>
+    <w:unhideWhenUsed/>
+    <w:rsid w:val="00E4734C"/>
+    <w:rPr>
+      <w:rFonts w:ascii="Tahoma" w:hAnsi="Tahoma" w:cs="Tahoma"/>
+      <w:sz w:val="16"/>
+      <w:szCs w:val="16"/>
+    </w:rPr>
+  </w:style>
+  <w:style w:type="character" w:customStyle="1" w:styleId="DocumentMapChar">
+    <w:name w:val="Document Map Char"/>
+    <w:basedOn w:val="DefaultParagraphFont"/>
+    <w:link w:val="DocumentMap"/>
+    <w:uiPriority w:val="99"/>
+    <w:semiHidden/>
+    <w:rsid w:val="00E4734C"/>
+    <w:rPr>
+      <w:rFonts w:ascii="Tahoma" w:hAnsi="Tahoma" w:cs="Tahoma"/>
+      <w:sz w:val="16"/>
+      <w:szCs w:val="16"/>
     </w:rPr>
   </w:style>
 </w:styles>
